--- a/article/Articulo_DataWarehouse_AlmacenLab.docx
+++ b/article/Articulo_DataWarehouse_AlmacenLab.docx
@@ -3887,7 +3887,7 @@
           <w:sz w:val="20"/>
           <w:szCs w:val="20"/>
         </w:rPr>
-        <w:t xml:space="preserve">www.linkedin.com/in/kevin-steven-reyes-morocho</w:t>
+        <w:t xml:space="preserve">www.linkedin.com/in/kevin-steven-reyes-morocho-</w:t>
       </w:r>
     </w:p>
     <w:sectPr>
